--- a/hit-catalogue/syllabus_en.docx
+++ b/hit-catalogue/syllabus_en.docx
@@ -10,6 +10,7 @@
         <w:rPr>
           <w:rFonts w:ascii="Times New Roman" w:hAnsi="Times New Roman" w:cs="Times New Roman"/>
           <w:b/>
+          <w:color w:val="007881"/>
           <w:sz w:val="32"/>
         </w:rPr>
         <w:t>Introduction to Deep Learning</w:t>
@@ -62,6 +63,7 @@
         <w:rPr>
           <w:rFonts w:ascii="Times New Roman" w:hAnsi="Times New Roman" w:cs="Times New Roman"/>
           <w:b/>
+          <w:color w:val="007881"/>
           <w:sz w:val="26"/>
         </w:rPr>
         <w:t>Course Objectives</w:t>
@@ -101,6 +103,7 @@
         <w:rPr>
           <w:rFonts w:ascii="Times New Roman" w:hAnsi="Times New Roman" w:cs="Times New Roman"/>
           <w:b/>
+          <w:color w:val="007881"/>
           <w:sz w:val="26"/>
         </w:rPr>
         <w:t>Course content</w:t>
@@ -127,6 +130,7 @@
         <w:rPr>
           <w:rFonts w:ascii="Times New Roman" w:hAnsi="Times New Roman" w:cs="Times New Roman"/>
           <w:b/>
+          <w:color w:val="007881"/>
           <w:sz w:val="26"/>
         </w:rPr>
         <w:t>Student duties and grade components</w:t>
@@ -153,6 +157,7 @@
         <w:rPr>
           <w:rFonts w:ascii="Times New Roman" w:hAnsi="Times New Roman" w:cs="Times New Roman"/>
           <w:b/>
+          <w:color w:val="007881"/>
           <w:sz w:val="26"/>
         </w:rPr>
         <w:t>Course of lessons</w:t>
@@ -663,6 +668,7 @@
         <w:rPr>
           <w:rFonts w:ascii="Times New Roman" w:hAnsi="Times New Roman" w:cs="Times New Roman"/>
           <w:b/>
+          <w:color w:val="007881"/>
           <w:sz w:val="26"/>
         </w:rPr>
         <w:t>Textbooks</w:t>
@@ -734,6 +740,7 @@
       </w:r>
     </w:p>
     <w:sectPr>
+      <w:headerReference w:type="default" r:id="rId9"/>
       <w:pgSz w:w="12240" w:h="15840"/>
       <w:pgMar w:top="1440" w:right="1800" w:bottom="1440" w:left="1800" w:header="720" w:footer="720" w:gutter="0"/>
       <w:cols w:space="720"/>
@@ -741,6 +748,51 @@
     </w:sectPr>
   </w:body>
 </w:document>
+</file>
+
+<file path=word/header1.xml><?xml version="1.0" encoding="utf-8"?>
+<w:hdr xmlns:m="http://schemas.openxmlformats.org/officeDocument/2006/math" xmlns:mc="http://schemas.openxmlformats.org/markup-compatibility/2006" xmlns:mo="http://schemas.microsoft.com/office/mac/office/2008/main" xmlns:mv="urn:schemas-microsoft-com:mac:vml" xmlns:o="urn:schemas-microsoft-com:office:office" xmlns:r="http://schemas.openxmlformats.org/officeDocument/2006/relationships" xmlns:v="urn:schemas-microsoft-com:vml" xmlns:w10="urn:schemas-microsoft-com:office:word" xmlns:w14="http://schemas.microsoft.com/office/word/2010/wordml" xmlns:w="http://schemas.openxmlformats.org/wordprocessingml/2006/main" xmlns:wne="http://schemas.microsoft.com/office/word/2006/wordml" xmlns:wp14="http://schemas.microsoft.com/office/word/2010/wordprocessingDrawing" xmlns:wp="http://schemas.openxmlformats.org/drawingml/2006/wordprocessingDrawing" xmlns:wpc="http://schemas.microsoft.com/office/word/2010/wordprocessingCanvas" xmlns:wpg="http://schemas.microsoft.com/office/word/2010/wordprocessingGroup" xmlns:wpi="http://schemas.microsoft.com/office/word/2010/wordprocessingInk" xmlns:wps="http://schemas.microsoft.com/office/word/2010/wordprocessingShape" mc:Ignorable="w14 wp14">
+  <w:p>
+    <w:pPr>
+      <w:pStyle w:val="Header"/>
+      <w:jc w:val="center"/>
+    </w:pPr>
+    <w:r>
+      <w:drawing>
+        <wp:inline xmlns:a="http://schemas.openxmlformats.org/drawingml/2006/main" xmlns:pic="http://schemas.openxmlformats.org/drawingml/2006/picture">
+          <wp:extent cx="1554480" cy="949178"/>
+          <wp:docPr id="1" name="Picture 1"/>
+          <wp:cNvGraphicFramePr>
+            <a:graphicFrameLocks noChangeAspect="1"/>
+          </wp:cNvGraphicFramePr>
+          <a:graphic>
+            <a:graphicData uri="http://schemas.openxmlformats.org/drawingml/2006/picture">
+              <pic:pic>
+                <pic:nvPicPr>
+                  <pic:cNvPr id="0" name="hit-logo.png"/>
+                  <pic:cNvPicPr/>
+                </pic:nvPicPr>
+                <pic:blipFill>
+                  <a:blip r:embed="rId1"/>
+                  <a:stretch>
+                    <a:fillRect/>
+                  </a:stretch>
+                </pic:blipFill>
+                <pic:spPr>
+                  <a:xfrm>
+                    <a:off x="0" y="0"/>
+                    <a:ext cx="1554480" cy="949178"/>
+                  </a:xfrm>
+                  <a:prstGeom prst="rect"/>
+                </pic:spPr>
+              </pic:pic>
+            </a:graphicData>
+          </a:graphic>
+        </wp:inline>
+      </w:drawing>
+    </w:r>
+  </w:p>
+</w:hdr>
 </file>
 
 <file path=word/numbering.xml><?xml version="1.0" encoding="utf-8"?>

--- a/hit-catalogue/syllabus_en.docx
+++ b/hit-catalogue/syllabus_en.docx
@@ -19,6 +19,7 @@
     <w:p>
       <w:pPr>
         <w:spacing w:after="0"/>
+        <w:jc w:val="both"/>
       </w:pPr>
       <w:r>
         <w:rPr>
@@ -32,6 +33,7 @@
     <w:p>
       <w:pPr>
         <w:spacing w:after="0"/>
+        <w:jc w:val="both"/>
       </w:pPr>
       <w:r>
         <w:rPr>
@@ -45,6 +47,7 @@
     <w:p>
       <w:pPr>
         <w:spacing w:after="200"/>
+        <w:jc w:val="both"/>
       </w:pPr>
       <w:r>
         <w:rPr>
@@ -72,6 +75,7 @@
     <w:p>
       <w:pPr>
         <w:spacing w:after="120"/>
+        <w:jc w:val="both"/>
       </w:pPr>
       <w:r>
         <w:rPr>
@@ -85,6 +89,7 @@
     <w:p>
       <w:pPr>
         <w:spacing w:after="120"/>
+        <w:jc w:val="both"/>
       </w:pPr>
       <w:r>
         <w:rPr>
@@ -112,6 +117,7 @@
     <w:p>
       <w:pPr>
         <w:spacing w:after="120"/>
+        <w:jc w:val="both"/>
       </w:pPr>
       <w:r>
         <w:rPr>
@@ -139,6 +145,7 @@
     <w:p>
       <w:pPr>
         <w:spacing w:after="120"/>
+        <w:jc w:val="both"/>
       </w:pPr>
       <w:r>
         <w:rPr>
@@ -166,6 +173,7 @@
     <w:p>
       <w:pPr>
         <w:spacing w:after="120"/>
+        <w:jc w:val="both"/>
       </w:pPr>
       <w:r>
         <w:rPr>
@@ -179,6 +187,7 @@
     <w:p>
       <w:pPr>
         <w:spacing w:after="80"/>
+        <w:jc w:val="both"/>
       </w:pPr>
       <w:r>
         <w:rPr>
@@ -651,6 +660,7 @@
     <w:p>
       <w:pPr>
         <w:spacing w:after="0"/>
+        <w:jc w:val="both"/>
       </w:pPr>
       <w:r>
         <w:rPr>
@@ -677,6 +687,7 @@
     <w:p>
       <w:pPr>
         <w:spacing w:after="60"/>
+        <w:jc w:val="both"/>
       </w:pPr>
       <w:r>
         <w:rPr>
@@ -690,6 +701,7 @@
     <w:p>
       <w:pPr>
         <w:spacing w:after="60"/>
+        <w:jc w:val="both"/>
       </w:pPr>
       <w:r>
         <w:rPr>
@@ -703,6 +715,7 @@
     <w:p>
       <w:pPr>
         <w:spacing w:after="60"/>
+        <w:jc w:val="both"/>
       </w:pPr>
       <w:r>
         <w:rPr>
@@ -716,6 +729,7 @@
     <w:p>
       <w:pPr>
         <w:spacing w:after="60"/>
+        <w:jc w:val="both"/>
       </w:pPr>
       <w:r>
         <w:rPr>
@@ -729,6 +743,7 @@
     <w:p>
       <w:pPr>
         <w:spacing w:after="60"/>
+        <w:jc w:val="both"/>
       </w:pPr>
       <w:r>
         <w:rPr>

--- a/hit-catalogue/syllabus_en.docx
+++ b/hit-catalogue/syllabus_en.docx
@@ -125,7 +125,7 @@
           <w:b w:val="0"/>
           <w:sz w:val="22"/>
         </w:rPr>
-        <w:t>The course begins with the building blocks: tensors and data representation, the multilayer perceptron, and backpropagation with automatic differentiation. It then covers the training stack: data pipelines, loss functions and metrics, optimization (SGD, Adam), and regularization. The second half studies the core architecture families: convolutional networks (including normalization and residual connections), recurrent networks (RNNs, LSTMs, and GRUs), and representation learning with autoencoders and contrastive methods. The course concludes with transfer learning and an end-to-end workflow. It is highly practical, taught in PyTorch with weekly hands-on exercises, and designed for working with an AI coding assistant.</w:t>
+        <w:t>The course begins with the building blocks: tensors and data representation, the multilayer perceptron, and backpropagation with automatic differentiation. It then covers the training stack: data pipelines, loss functions and metrics, optimization (SGD, Adam), and regularization. The second half studies the core architecture families: convolutional networks (including normalization and residual connections), recurrent networks (RNNs, LSTMs, and GRUs), and representation learning with autoencoders and contrastive methods. The course concludes with transfer learning and an end-to-end workflow. It is highly practical, taught in PyTorch with weekly hands-on labs, and designed for working with an AI coding assistant.</w:t>
       </w:r>
     </w:p>
     <w:p>
@@ -153,7 +153,7 @@
           <w:b w:val="0"/>
           <w:sz w:val="22"/>
         </w:rPr>
-        <w:t>The course is project- and exercise-based with no written exams. The final grade combines weekly hands-on exercises (40%), a mid-term mini-project (20%), a final project with a short oral defense (35%), and participation (5%).</w:t>
+        <w:t>The course is project- and lab-based with no written exams. The final grade combines weekly labs (40%), a mid-term mini-project (20%), a final project with a short oral defense (35%), and participation (5%).</w:t>
       </w:r>
     </w:p>
     <w:p>
@@ -181,7 +181,7 @@
           <w:b w:val="0"/>
           <w:sz w:val="22"/>
         </w:rPr>
-        <w:t>Each week combines a 3-hour lecture (slides, worked examples, and live code demonstrations) with a 2-hour practice lab in which students implement and experiment. Exercises follow a build, predict, and explain model: students may use an AI assistant for the build, but the graded work is predicting outcomes and explaining results.</w:t>
+        <w:t>Each week has three parts: a 3-hour lecture that develops the theory, a 2-hour practice lesson in which the instructor demonstrates implementations and works through examples, and a weekly lab set as homework. The labs follow a build, predict, and explain model: students may use an AI assistant for the build, but the graded work is predicting outcomes and explaining results.</w:t>
       </w:r>
     </w:p>
     <w:p>

--- a/hit-catalogue/syllabus_en.docx
+++ b/hit-catalogue/syllabus_en.docx
@@ -4,6 +4,7 @@
   <w:body>
     <w:p>
       <w:pPr>
+        <w:bidi w:val="0"/>
         <w:spacing w:after="80"/>
       </w:pPr>
       <w:r>
@@ -18,6 +19,7 @@
     </w:p>
     <w:p>
       <w:pPr>
+        <w:bidi w:val="0"/>
         <w:spacing w:after="0"/>
         <w:jc w:val="both"/>
       </w:pPr>
@@ -32,6 +34,7 @@
     </w:p>
     <w:p>
       <w:pPr>
+        <w:bidi w:val="0"/>
         <w:spacing w:after="0"/>
         <w:jc w:val="both"/>
       </w:pPr>
@@ -46,6 +49,7 @@
     </w:p>
     <w:p>
       <w:pPr>
+        <w:bidi w:val="0"/>
         <w:spacing w:after="200"/>
         <w:jc w:val="both"/>
       </w:pPr>
@@ -60,6 +64,7 @@
     </w:p>
     <w:p>
       <w:pPr>
+        <w:bidi w:val="0"/>
         <w:spacing w:after="80"/>
       </w:pPr>
       <w:r>
@@ -74,6 +79,7 @@
     </w:p>
     <w:p>
       <w:pPr>
+        <w:bidi w:val="0"/>
         <w:spacing w:after="120"/>
         <w:jc w:val="both"/>
       </w:pPr>
@@ -88,6 +94,7 @@
     </w:p>
     <w:p>
       <w:pPr>
+        <w:bidi w:val="0"/>
         <w:spacing w:after="120"/>
         <w:jc w:val="both"/>
       </w:pPr>
@@ -102,6 +109,7 @@
     </w:p>
     <w:p>
       <w:pPr>
+        <w:bidi w:val="0"/>
         <w:spacing w:after="80"/>
       </w:pPr>
       <w:r>
@@ -116,6 +124,7 @@
     </w:p>
     <w:p>
       <w:pPr>
+        <w:bidi w:val="0"/>
         <w:spacing w:after="120"/>
         <w:jc w:val="both"/>
       </w:pPr>
@@ -130,6 +139,7 @@
     </w:p>
     <w:p>
       <w:pPr>
+        <w:bidi w:val="0"/>
         <w:spacing w:after="80"/>
       </w:pPr>
       <w:r>
@@ -144,6 +154,7 @@
     </w:p>
     <w:p>
       <w:pPr>
+        <w:bidi w:val="0"/>
         <w:spacing w:after="120"/>
         <w:jc w:val="both"/>
       </w:pPr>
@@ -158,6 +169,7 @@
     </w:p>
     <w:p>
       <w:pPr>
+        <w:bidi w:val="0"/>
         <w:spacing w:after="80"/>
       </w:pPr>
       <w:r>
@@ -172,6 +184,7 @@
     </w:p>
     <w:p>
       <w:pPr>
+        <w:bidi w:val="0"/>
         <w:spacing w:after="120"/>
         <w:jc w:val="both"/>
       </w:pPr>
@@ -186,6 +199,7 @@
     </w:p>
     <w:p>
       <w:pPr>
+        <w:bidi w:val="0"/>
         <w:spacing w:after="80"/>
         <w:jc w:val="both"/>
       </w:pPr>
@@ -659,6 +673,7 @@
     </w:tbl>
     <w:p>
       <w:pPr>
+        <w:bidi w:val="0"/>
         <w:spacing w:after="0"/>
         <w:jc w:val="both"/>
       </w:pPr>
@@ -672,6 +687,7 @@
     </w:p>
     <w:p>
       <w:pPr>
+        <w:bidi w:val="0"/>
         <w:spacing w:after="80"/>
       </w:pPr>
       <w:r>
@@ -686,6 +702,7 @@
     </w:p>
     <w:p>
       <w:pPr>
+        <w:bidi w:val="0"/>
         <w:spacing w:after="60"/>
         <w:jc w:val="both"/>
       </w:pPr>
@@ -700,6 +717,7 @@
     </w:p>
     <w:p>
       <w:pPr>
+        <w:bidi w:val="0"/>
         <w:spacing w:after="60"/>
         <w:jc w:val="both"/>
       </w:pPr>
@@ -714,6 +732,7 @@
     </w:p>
     <w:p>
       <w:pPr>
+        <w:bidi w:val="0"/>
         <w:spacing w:after="60"/>
         <w:jc w:val="both"/>
       </w:pPr>
@@ -728,6 +747,7 @@
     </w:p>
     <w:p>
       <w:pPr>
+        <w:bidi w:val="0"/>
         <w:spacing w:after="60"/>
         <w:jc w:val="both"/>
       </w:pPr>
@@ -742,6 +762,7 @@
     </w:p>
     <w:p>
       <w:pPr>
+        <w:bidi w:val="0"/>
         <w:spacing w:after="60"/>
         <w:jc w:val="both"/>
       </w:pPr>

--- a/hit-catalogue/syllabus_en.docx
+++ b/hit-catalogue/syllabus_en.docx
@@ -217,21 +217,27 @@
         <w:tblStyle w:val="TableGrid"/>
         <w:tblW w:type="auto" w:w="0"/>
         <w:tblLook w:firstColumn="1" w:firstRow="1" w:lastColumn="0" w:lastRow="0" w:noHBand="0" w:noVBand="1" w:val="04A0"/>
+        <w:tblLayout w:type="fixed"/>
       </w:tblPr>
       <w:tblGrid>
         <w:gridCol w:w="4320"/>
         <w:gridCol w:w="4320"/>
       </w:tblGrid>
       <w:tr>
+        <w:trPr>
+          <w:tblHeader/>
+        </w:trPr>
         <w:tc>
           <w:tcPr>
-            <w:tcW w:type="dxa" w:w="4320"/>
+            <w:tcW w:type="dxa" w:w="964"/>
+            <w:shd w:val="clear" w:fill="D9ECEE"/>
           </w:tcPr>
           <w:p>
             <w:r>
               <w:rPr>
                 <w:rFonts w:ascii="Times New Roman" w:hAnsi="Times New Roman" w:cs="Times New Roman"/>
                 <w:b/>
+                <w:color w:val="007881"/>
                 <w:sz w:val="22"/>
               </w:rPr>
               <w:t>Week</w:t>
@@ -240,13 +246,15 @@
         </w:tc>
         <w:tc>
           <w:tcPr>
-            <w:tcW w:type="dxa" w:w="4320"/>
+            <w:tcW w:type="dxa" w:w="7880"/>
+            <w:shd w:val="clear" w:fill="D9ECEE"/>
           </w:tcPr>
           <w:p>
             <w:r>
               <w:rPr>
                 <w:rFonts w:ascii="Times New Roman" w:hAnsi="Times New Roman" w:cs="Times New Roman"/>
                 <w:b/>
+                <w:color w:val="007881"/>
                 <w:sz w:val="22"/>
               </w:rPr>
               <w:t>Subject</w:t>
@@ -257,9 +265,12 @@
       <w:tr>
         <w:tc>
           <w:tcPr>
-            <w:tcW w:type="dxa" w:w="4320"/>
+            <w:tcW w:type="dxa" w:w="964"/>
           </w:tcPr>
           <w:p>
+            <w:pPr>
+              <w:jc w:val="center"/>
+            </w:pPr>
             <w:r>
               <w:rPr>
                 <w:rFonts w:ascii="Times New Roman" w:hAnsi="Times New Roman" w:cs="Times New Roman"/>
@@ -272,7 +283,7 @@
         </w:tc>
         <w:tc>
           <w:tcPr>
-            <w:tcW w:type="dxa" w:w="4320"/>
+            <w:tcW w:type="dxa" w:w="7880"/>
           </w:tcPr>
           <w:p>
             <w:r>
@@ -289,9 +300,12 @@
       <w:tr>
         <w:tc>
           <w:tcPr>
-            <w:tcW w:type="dxa" w:w="4320"/>
+            <w:tcW w:type="dxa" w:w="964"/>
           </w:tcPr>
           <w:p>
+            <w:pPr>
+              <w:jc w:val="center"/>
+            </w:pPr>
             <w:r>
               <w:rPr>
                 <w:rFonts w:ascii="Times New Roman" w:hAnsi="Times New Roman" w:cs="Times New Roman"/>
@@ -304,7 +318,7 @@
         </w:tc>
         <w:tc>
           <w:tcPr>
-            <w:tcW w:type="dxa" w:w="4320"/>
+            <w:tcW w:type="dxa" w:w="7880"/>
           </w:tcPr>
           <w:p>
             <w:r>
@@ -321,9 +335,12 @@
       <w:tr>
         <w:tc>
           <w:tcPr>
-            <w:tcW w:type="dxa" w:w="4320"/>
+            <w:tcW w:type="dxa" w:w="964"/>
           </w:tcPr>
           <w:p>
+            <w:pPr>
+              <w:jc w:val="center"/>
+            </w:pPr>
             <w:r>
               <w:rPr>
                 <w:rFonts w:ascii="Times New Roman" w:hAnsi="Times New Roman" w:cs="Times New Roman"/>
@@ -336,7 +353,7 @@
         </w:tc>
         <w:tc>
           <w:tcPr>
-            <w:tcW w:type="dxa" w:w="4320"/>
+            <w:tcW w:type="dxa" w:w="7880"/>
           </w:tcPr>
           <w:p>
             <w:r>
@@ -353,9 +370,12 @@
       <w:tr>
         <w:tc>
           <w:tcPr>
-            <w:tcW w:type="dxa" w:w="4320"/>
+            <w:tcW w:type="dxa" w:w="964"/>
           </w:tcPr>
           <w:p>
+            <w:pPr>
+              <w:jc w:val="center"/>
+            </w:pPr>
             <w:r>
               <w:rPr>
                 <w:rFonts w:ascii="Times New Roman" w:hAnsi="Times New Roman" w:cs="Times New Roman"/>
@@ -368,7 +388,7 @@
         </w:tc>
         <w:tc>
           <w:tcPr>
-            <w:tcW w:type="dxa" w:w="4320"/>
+            <w:tcW w:type="dxa" w:w="7880"/>
           </w:tcPr>
           <w:p>
             <w:r>
@@ -385,9 +405,12 @@
       <w:tr>
         <w:tc>
           <w:tcPr>
-            <w:tcW w:type="dxa" w:w="4320"/>
+            <w:tcW w:type="dxa" w:w="964"/>
           </w:tcPr>
           <w:p>
+            <w:pPr>
+              <w:jc w:val="center"/>
+            </w:pPr>
             <w:r>
               <w:rPr>
                 <w:rFonts w:ascii="Times New Roman" w:hAnsi="Times New Roman" w:cs="Times New Roman"/>
@@ -400,7 +423,7 @@
         </w:tc>
         <w:tc>
           <w:tcPr>
-            <w:tcW w:type="dxa" w:w="4320"/>
+            <w:tcW w:type="dxa" w:w="7880"/>
           </w:tcPr>
           <w:p>
             <w:r>
@@ -417,9 +440,12 @@
       <w:tr>
         <w:tc>
           <w:tcPr>
-            <w:tcW w:type="dxa" w:w="4320"/>
+            <w:tcW w:type="dxa" w:w="964"/>
           </w:tcPr>
           <w:p>
+            <w:pPr>
+              <w:jc w:val="center"/>
+            </w:pPr>
             <w:r>
               <w:rPr>
                 <w:rFonts w:ascii="Times New Roman" w:hAnsi="Times New Roman" w:cs="Times New Roman"/>
@@ -432,7 +458,7 @@
         </w:tc>
         <w:tc>
           <w:tcPr>
-            <w:tcW w:type="dxa" w:w="4320"/>
+            <w:tcW w:type="dxa" w:w="7880"/>
           </w:tcPr>
           <w:p>
             <w:r>
@@ -449,9 +475,12 @@
       <w:tr>
         <w:tc>
           <w:tcPr>
-            <w:tcW w:type="dxa" w:w="4320"/>
+            <w:tcW w:type="dxa" w:w="964"/>
           </w:tcPr>
           <w:p>
+            <w:pPr>
+              <w:jc w:val="center"/>
+            </w:pPr>
             <w:r>
               <w:rPr>
                 <w:rFonts w:ascii="Times New Roman" w:hAnsi="Times New Roman" w:cs="Times New Roman"/>
@@ -464,7 +493,7 @@
         </w:tc>
         <w:tc>
           <w:tcPr>
-            <w:tcW w:type="dxa" w:w="4320"/>
+            <w:tcW w:type="dxa" w:w="7880"/>
           </w:tcPr>
           <w:p>
             <w:r>
@@ -481,9 +510,12 @@
       <w:tr>
         <w:tc>
           <w:tcPr>
-            <w:tcW w:type="dxa" w:w="4320"/>
+            <w:tcW w:type="dxa" w:w="964"/>
           </w:tcPr>
           <w:p>
+            <w:pPr>
+              <w:jc w:val="center"/>
+            </w:pPr>
             <w:r>
               <w:rPr>
                 <w:rFonts w:ascii="Times New Roman" w:hAnsi="Times New Roman" w:cs="Times New Roman"/>
@@ -496,7 +528,7 @@
         </w:tc>
         <w:tc>
           <w:tcPr>
-            <w:tcW w:type="dxa" w:w="4320"/>
+            <w:tcW w:type="dxa" w:w="7880"/>
           </w:tcPr>
           <w:p>
             <w:r>
@@ -513,9 +545,12 @@
       <w:tr>
         <w:tc>
           <w:tcPr>
-            <w:tcW w:type="dxa" w:w="4320"/>
+            <w:tcW w:type="dxa" w:w="964"/>
           </w:tcPr>
           <w:p>
+            <w:pPr>
+              <w:jc w:val="center"/>
+            </w:pPr>
             <w:r>
               <w:rPr>
                 <w:rFonts w:ascii="Times New Roman" w:hAnsi="Times New Roman" w:cs="Times New Roman"/>
@@ -528,7 +563,7 @@
         </w:tc>
         <w:tc>
           <w:tcPr>
-            <w:tcW w:type="dxa" w:w="4320"/>
+            <w:tcW w:type="dxa" w:w="7880"/>
           </w:tcPr>
           <w:p>
             <w:r>
@@ -545,9 +580,12 @@
       <w:tr>
         <w:tc>
           <w:tcPr>
-            <w:tcW w:type="dxa" w:w="4320"/>
+            <w:tcW w:type="dxa" w:w="964"/>
           </w:tcPr>
           <w:p>
+            <w:pPr>
+              <w:jc w:val="center"/>
+            </w:pPr>
             <w:r>
               <w:rPr>
                 <w:rFonts w:ascii="Times New Roman" w:hAnsi="Times New Roman" w:cs="Times New Roman"/>
@@ -560,7 +598,7 @@
         </w:tc>
         <w:tc>
           <w:tcPr>
-            <w:tcW w:type="dxa" w:w="4320"/>
+            <w:tcW w:type="dxa" w:w="7880"/>
           </w:tcPr>
           <w:p>
             <w:r>
@@ -577,9 +615,12 @@
       <w:tr>
         <w:tc>
           <w:tcPr>
-            <w:tcW w:type="dxa" w:w="4320"/>
+            <w:tcW w:type="dxa" w:w="964"/>
           </w:tcPr>
           <w:p>
+            <w:pPr>
+              <w:jc w:val="center"/>
+            </w:pPr>
             <w:r>
               <w:rPr>
                 <w:rFonts w:ascii="Times New Roman" w:hAnsi="Times New Roman" w:cs="Times New Roman"/>
@@ -592,7 +633,7 @@
         </w:tc>
         <w:tc>
           <w:tcPr>
-            <w:tcW w:type="dxa" w:w="4320"/>
+            <w:tcW w:type="dxa" w:w="7880"/>
           </w:tcPr>
           <w:p>
             <w:r>
@@ -609,9 +650,12 @@
       <w:tr>
         <w:tc>
           <w:tcPr>
-            <w:tcW w:type="dxa" w:w="4320"/>
+            <w:tcW w:type="dxa" w:w="964"/>
           </w:tcPr>
           <w:p>
+            <w:pPr>
+              <w:jc w:val="center"/>
+            </w:pPr>
             <w:r>
               <w:rPr>
                 <w:rFonts w:ascii="Times New Roman" w:hAnsi="Times New Roman" w:cs="Times New Roman"/>
@@ -624,7 +668,7 @@
         </w:tc>
         <w:tc>
           <w:tcPr>
-            <w:tcW w:type="dxa" w:w="4320"/>
+            <w:tcW w:type="dxa" w:w="7880"/>
           </w:tcPr>
           <w:p>
             <w:r>
@@ -641,9 +685,12 @@
       <w:tr>
         <w:tc>
           <w:tcPr>
-            <w:tcW w:type="dxa" w:w="4320"/>
+            <w:tcW w:type="dxa" w:w="964"/>
           </w:tcPr>
           <w:p>
+            <w:pPr>
+              <w:jc w:val="center"/>
+            </w:pPr>
             <w:r>
               <w:rPr>
                 <w:rFonts w:ascii="Times New Roman" w:hAnsi="Times New Roman" w:cs="Times New Roman"/>
@@ -656,7 +703,7 @@
         </w:tc>
         <w:tc>
           <w:tcPr>
-            <w:tcW w:type="dxa" w:w="4320"/>
+            <w:tcW w:type="dxa" w:w="7880"/>
           </w:tcPr>
           <w:p>
             <w:r>

--- a/hit-catalogue/syllabus_en.docx
+++ b/hit-catalogue/syllabus_en.docx
@@ -6,13 +6,13 @@
       <w:pPr>
         <w:bidi w:val="0"/>
         <w:spacing w:after="80"/>
+        <w:jc w:val="center"/>
       </w:pPr>
       <w:r>
         <w:rPr>
-          <w:rFonts w:ascii="Times New Roman" w:hAnsi="Times New Roman" w:cs="Times New Roman"/>
-          <w:b/>
-          <w:color w:val="007881"/>
-          <w:sz w:val="32"/>
+          <w:rFonts w:ascii="Arial" w:hAnsi="Arial" w:cs="Arial"/>
+          <w:b w:val="0"/>
+          <w:sz w:val="40"/>
         </w:rPr>
         <w:t>Introduction to Deep Learning</w:t>
       </w:r>
@@ -25,8 +25,8 @@
       </w:pPr>
       <w:r>
         <w:rPr>
-          <w:rFonts w:ascii="Times New Roman" w:hAnsi="Times New Roman" w:cs="Times New Roman"/>
-          <w:b w:val="0"/>
+          <w:rFonts w:ascii="Arial" w:hAnsi="Arial" w:cs="Arial"/>
+          <w:b/>
           <w:sz w:val="22"/>
         </w:rPr>
         <w:t>Lecture: 3 hours, practice: 2 hours</w:t>
@@ -40,7 +40,7 @@
       </w:pPr>
       <w:r>
         <w:rPr>
-          <w:rFonts w:ascii="Times New Roman" w:hAnsi="Times New Roman" w:cs="Times New Roman"/>
+          <w:rFonts w:ascii="Arial" w:hAnsi="Arial" w:cs="Arial"/>
           <w:b w:val="0"/>
           <w:sz w:val="22"/>
         </w:rPr>
@@ -55,8 +55,8 @@
       </w:pPr>
       <w:r>
         <w:rPr>
-          <w:rFonts w:ascii="Times New Roman" w:hAnsi="Times New Roman" w:cs="Times New Roman"/>
-          <w:b w:val="0"/>
+          <w:rFonts w:ascii="Arial" w:hAnsi="Arial" w:cs="Arial"/>
+          <w:b/>
           <w:sz w:val="22"/>
         </w:rPr>
         <w:t>Prerequisites: Machine Learning 63303, Probability 20021</w:t>
@@ -69,9 +69,8 @@
       </w:pPr>
       <w:r>
         <w:rPr>
-          <w:rFonts w:ascii="Times New Roman" w:hAnsi="Times New Roman" w:cs="Times New Roman"/>
+          <w:rFonts w:ascii="Arial" w:hAnsi="Arial" w:cs="Arial"/>
           <w:b/>
-          <w:color w:val="007881"/>
           <w:sz w:val="26"/>
         </w:rPr>
         <w:t>Course Objectives</w:t>
@@ -85,7 +84,7 @@
       </w:pPr>
       <w:r>
         <w:rPr>
-          <w:rFonts w:ascii="Times New Roman" w:hAnsi="Times New Roman" w:cs="Times New Roman"/>
+          <w:rFonts w:ascii="Arial" w:hAnsi="Arial" w:cs="Arial"/>
           <w:b w:val="0"/>
           <w:sz w:val="22"/>
         </w:rPr>
@@ -100,11 +99,11 @@
       </w:pPr>
       <w:r>
         <w:rPr>
-          <w:rFonts w:ascii="Times New Roman" w:hAnsi="Times New Roman" w:cs="Times New Roman"/>
+          <w:rFonts w:ascii="Arial" w:hAnsi="Arial" w:cs="Arial"/>
           <w:b w:val="0"/>
           <w:sz w:val="22"/>
         </w:rPr>
-        <w:t>This is the foundation deep-learning course in the program and the bridge to the advanced electives in large language models and computer vision. By the end of the course, students can take a new task, frame it, build a suitable network, train it, diagnose failures, and improve it.</w:t>
+        <w:t>It is a foundational course required of every computer-science student and is taught across all specializations. It provides the shared deep-learning base for continued specialization in artificial intelligence, including computer vision and large language models, and is valuable in its own right rather than only as a step toward later courses. By the end of the course, students can take a new task, frame it, build a suitable network, train it, diagnose failures, and improve it.</w:t>
       </w:r>
     </w:p>
     <w:p>
@@ -114,9 +113,8 @@
       </w:pPr>
       <w:r>
         <w:rPr>
-          <w:rFonts w:ascii="Times New Roman" w:hAnsi="Times New Roman" w:cs="Times New Roman"/>
+          <w:rFonts w:ascii="Arial" w:hAnsi="Arial" w:cs="Arial"/>
           <w:b/>
-          <w:color w:val="007881"/>
           <w:sz w:val="26"/>
         </w:rPr>
         <w:t>Course content</w:t>
@@ -130,7 +128,7 @@
       </w:pPr>
       <w:r>
         <w:rPr>
-          <w:rFonts w:ascii="Times New Roman" w:hAnsi="Times New Roman" w:cs="Times New Roman"/>
+          <w:rFonts w:ascii="Arial" w:hAnsi="Arial" w:cs="Arial"/>
           <w:b w:val="0"/>
           <w:sz w:val="22"/>
         </w:rPr>
@@ -144,9 +142,8 @@
       </w:pPr>
       <w:r>
         <w:rPr>
-          <w:rFonts w:ascii="Times New Roman" w:hAnsi="Times New Roman" w:cs="Times New Roman"/>
+          <w:rFonts w:ascii="Arial" w:hAnsi="Arial" w:cs="Arial"/>
           <w:b/>
-          <w:color w:val="007881"/>
           <w:sz w:val="26"/>
         </w:rPr>
         <w:t>Student duties and grade components</w:t>
@@ -160,7 +157,7 @@
       </w:pPr>
       <w:r>
         <w:rPr>
-          <w:rFonts w:ascii="Times New Roman" w:hAnsi="Times New Roman" w:cs="Times New Roman"/>
+          <w:rFonts w:ascii="Arial" w:hAnsi="Arial" w:cs="Arial"/>
           <w:b w:val="0"/>
           <w:sz w:val="22"/>
         </w:rPr>
@@ -174,9 +171,8 @@
       </w:pPr>
       <w:r>
         <w:rPr>
-          <w:rFonts w:ascii="Times New Roman" w:hAnsi="Times New Roman" w:cs="Times New Roman"/>
+          <w:rFonts w:ascii="Arial" w:hAnsi="Arial" w:cs="Arial"/>
           <w:b/>
-          <w:color w:val="007881"/>
           <w:sz w:val="26"/>
         </w:rPr>
         <w:t>Course of lessons</w:t>
@@ -190,7 +186,7 @@
       </w:pPr>
       <w:r>
         <w:rPr>
-          <w:rFonts w:ascii="Times New Roman" w:hAnsi="Times New Roman" w:cs="Times New Roman"/>
+          <w:rFonts w:ascii="Arial" w:hAnsi="Arial" w:cs="Arial"/>
           <w:b w:val="0"/>
           <w:sz w:val="22"/>
         </w:rPr>
@@ -205,7 +201,7 @@
       </w:pPr>
       <w:r>
         <w:rPr>
-          <w:rFonts w:ascii="Times New Roman" w:hAnsi="Times New Roman" w:cs="Times New Roman"/>
+          <w:rFonts w:ascii="Arial" w:hAnsi="Arial" w:cs="Arial"/>
           <w:b/>
           <w:sz w:val="22"/>
         </w:rPr>
@@ -220,8 +216,8 @@
         <w:tblLayout w:type="fixed"/>
       </w:tblPr>
       <w:tblGrid>
-        <w:gridCol w:w="4320"/>
-        <w:gridCol w:w="4320"/>
+        <w:gridCol w:w="4252"/>
+        <w:gridCol w:w="4252"/>
       </w:tblGrid>
       <w:tr>
         <w:trPr>
@@ -229,15 +225,13 @@
         </w:trPr>
         <w:tc>
           <w:tcPr>
-            <w:tcW w:type="dxa" w:w="964"/>
-            <w:shd w:val="clear" w:fill="D9ECEE"/>
+            <w:tcW w:type="dxa" w:w="1644"/>
           </w:tcPr>
           <w:p>
             <w:r>
               <w:rPr>
-                <w:rFonts w:ascii="Times New Roman" w:hAnsi="Times New Roman" w:cs="Times New Roman"/>
+                <w:rFonts w:ascii="Arial" w:hAnsi="Arial" w:cs="Arial"/>
                 <w:b/>
-                <w:color w:val="007881"/>
                 <w:sz w:val="22"/>
               </w:rPr>
               <w:t>Week</w:t>
@@ -246,15 +240,13 @@
         </w:tc>
         <w:tc>
           <w:tcPr>
-            <w:tcW w:type="dxa" w:w="7880"/>
-            <w:shd w:val="clear" w:fill="D9ECEE"/>
+            <w:tcW w:type="dxa" w:w="6690"/>
           </w:tcPr>
           <w:p>
             <w:r>
               <w:rPr>
-                <w:rFonts w:ascii="Times New Roman" w:hAnsi="Times New Roman" w:cs="Times New Roman"/>
+                <w:rFonts w:ascii="Arial" w:hAnsi="Arial" w:cs="Arial"/>
                 <w:b/>
-                <w:color w:val="007881"/>
                 <w:sz w:val="22"/>
               </w:rPr>
               <w:t>Subject</w:t>
@@ -265,7 +257,7 @@
       <w:tr>
         <w:tc>
           <w:tcPr>
-            <w:tcW w:type="dxa" w:w="964"/>
+            <w:tcW w:type="dxa" w:w="1644"/>
           </w:tcPr>
           <w:p>
             <w:pPr>
@@ -273,7 +265,7 @@
             </w:pPr>
             <w:r>
               <w:rPr>
-                <w:rFonts w:ascii="Times New Roman" w:hAnsi="Times New Roman" w:cs="Times New Roman"/>
+                <w:rFonts w:ascii="Arial" w:hAnsi="Arial" w:cs="Arial"/>
                 <w:b w:val="0"/>
                 <w:sz w:val="22"/>
               </w:rPr>
@@ -283,12 +275,12 @@
         </w:tc>
         <w:tc>
           <w:tcPr>
-            <w:tcW w:type="dxa" w:w="7880"/>
+            <w:tcW w:type="dxa" w:w="6690"/>
           </w:tcPr>
           <w:p>
             <w:r>
               <w:rPr>
-                <w:rFonts w:ascii="Times New Roman" w:hAnsi="Times New Roman" w:cs="Times New Roman"/>
+                <w:rFonts w:ascii="Arial" w:hAnsi="Arial" w:cs="Arial"/>
                 <w:b w:val="0"/>
                 <w:sz w:val="22"/>
               </w:rPr>
@@ -300,7 +292,7 @@
       <w:tr>
         <w:tc>
           <w:tcPr>
-            <w:tcW w:type="dxa" w:w="964"/>
+            <w:tcW w:type="dxa" w:w="1644"/>
           </w:tcPr>
           <w:p>
             <w:pPr>
@@ -308,7 +300,7 @@
             </w:pPr>
             <w:r>
               <w:rPr>
-                <w:rFonts w:ascii="Times New Roman" w:hAnsi="Times New Roman" w:cs="Times New Roman"/>
+                <w:rFonts w:ascii="Arial" w:hAnsi="Arial" w:cs="Arial"/>
                 <w:b w:val="0"/>
                 <w:sz w:val="22"/>
               </w:rPr>
@@ -318,12 +310,12 @@
         </w:tc>
         <w:tc>
           <w:tcPr>
-            <w:tcW w:type="dxa" w:w="7880"/>
+            <w:tcW w:type="dxa" w:w="6690"/>
           </w:tcPr>
           <w:p>
             <w:r>
               <w:rPr>
-                <w:rFonts w:ascii="Times New Roman" w:hAnsi="Times New Roman" w:cs="Times New Roman"/>
+                <w:rFonts w:ascii="Arial" w:hAnsi="Arial" w:cs="Arial"/>
                 <w:b w:val="0"/>
                 <w:sz w:val="22"/>
               </w:rPr>
@@ -335,7 +327,7 @@
       <w:tr>
         <w:tc>
           <w:tcPr>
-            <w:tcW w:type="dxa" w:w="964"/>
+            <w:tcW w:type="dxa" w:w="1644"/>
           </w:tcPr>
           <w:p>
             <w:pPr>
@@ -343,7 +335,7 @@
             </w:pPr>
             <w:r>
               <w:rPr>
-                <w:rFonts w:ascii="Times New Roman" w:hAnsi="Times New Roman" w:cs="Times New Roman"/>
+                <w:rFonts w:ascii="Arial" w:hAnsi="Arial" w:cs="Arial"/>
                 <w:b w:val="0"/>
                 <w:sz w:val="22"/>
               </w:rPr>
@@ -353,12 +345,12 @@
         </w:tc>
         <w:tc>
           <w:tcPr>
-            <w:tcW w:type="dxa" w:w="7880"/>
+            <w:tcW w:type="dxa" w:w="6690"/>
           </w:tcPr>
           <w:p>
             <w:r>
               <w:rPr>
-                <w:rFonts w:ascii="Times New Roman" w:hAnsi="Times New Roman" w:cs="Times New Roman"/>
+                <w:rFonts w:ascii="Arial" w:hAnsi="Arial" w:cs="Arial"/>
                 <w:b w:val="0"/>
                 <w:sz w:val="22"/>
               </w:rPr>
@@ -370,7 +362,7 @@
       <w:tr>
         <w:tc>
           <w:tcPr>
-            <w:tcW w:type="dxa" w:w="964"/>
+            <w:tcW w:type="dxa" w:w="1644"/>
           </w:tcPr>
           <w:p>
             <w:pPr>
@@ -378,7 +370,7 @@
             </w:pPr>
             <w:r>
               <w:rPr>
-                <w:rFonts w:ascii="Times New Roman" w:hAnsi="Times New Roman" w:cs="Times New Roman"/>
+                <w:rFonts w:ascii="Arial" w:hAnsi="Arial" w:cs="Arial"/>
                 <w:b w:val="0"/>
                 <w:sz w:val="22"/>
               </w:rPr>
@@ -388,12 +380,12 @@
         </w:tc>
         <w:tc>
           <w:tcPr>
-            <w:tcW w:type="dxa" w:w="7880"/>
+            <w:tcW w:type="dxa" w:w="6690"/>
           </w:tcPr>
           <w:p>
             <w:r>
               <w:rPr>
-                <w:rFonts w:ascii="Times New Roman" w:hAnsi="Times New Roman" w:cs="Times New Roman"/>
+                <w:rFonts w:ascii="Arial" w:hAnsi="Arial" w:cs="Arial"/>
                 <w:b w:val="0"/>
                 <w:sz w:val="22"/>
               </w:rPr>
@@ -405,7 +397,7 @@
       <w:tr>
         <w:tc>
           <w:tcPr>
-            <w:tcW w:type="dxa" w:w="964"/>
+            <w:tcW w:type="dxa" w:w="1644"/>
           </w:tcPr>
           <w:p>
             <w:pPr>
@@ -413,7 +405,7 @@
             </w:pPr>
             <w:r>
               <w:rPr>
-                <w:rFonts w:ascii="Times New Roman" w:hAnsi="Times New Roman" w:cs="Times New Roman"/>
+                <w:rFonts w:ascii="Arial" w:hAnsi="Arial" w:cs="Arial"/>
                 <w:b w:val="0"/>
                 <w:sz w:val="22"/>
               </w:rPr>
@@ -423,12 +415,12 @@
         </w:tc>
         <w:tc>
           <w:tcPr>
-            <w:tcW w:type="dxa" w:w="7880"/>
+            <w:tcW w:type="dxa" w:w="6690"/>
           </w:tcPr>
           <w:p>
             <w:r>
               <w:rPr>
-                <w:rFonts w:ascii="Times New Roman" w:hAnsi="Times New Roman" w:cs="Times New Roman"/>
+                <w:rFonts w:ascii="Arial" w:hAnsi="Arial" w:cs="Arial"/>
                 <w:b w:val="0"/>
                 <w:sz w:val="22"/>
               </w:rPr>
@@ -440,7 +432,7 @@
       <w:tr>
         <w:tc>
           <w:tcPr>
-            <w:tcW w:type="dxa" w:w="964"/>
+            <w:tcW w:type="dxa" w:w="1644"/>
           </w:tcPr>
           <w:p>
             <w:pPr>
@@ -448,7 +440,7 @@
             </w:pPr>
             <w:r>
               <w:rPr>
-                <w:rFonts w:ascii="Times New Roman" w:hAnsi="Times New Roman" w:cs="Times New Roman"/>
+                <w:rFonts w:ascii="Arial" w:hAnsi="Arial" w:cs="Arial"/>
                 <w:b w:val="0"/>
                 <w:sz w:val="22"/>
               </w:rPr>
@@ -458,12 +450,12 @@
         </w:tc>
         <w:tc>
           <w:tcPr>
-            <w:tcW w:type="dxa" w:w="7880"/>
+            <w:tcW w:type="dxa" w:w="6690"/>
           </w:tcPr>
           <w:p>
             <w:r>
               <w:rPr>
-                <w:rFonts w:ascii="Times New Roman" w:hAnsi="Times New Roman" w:cs="Times New Roman"/>
+                <w:rFonts w:ascii="Arial" w:hAnsi="Arial" w:cs="Arial"/>
                 <w:b w:val="0"/>
                 <w:sz w:val="22"/>
               </w:rPr>
@@ -475,7 +467,7 @@
       <w:tr>
         <w:tc>
           <w:tcPr>
-            <w:tcW w:type="dxa" w:w="964"/>
+            <w:tcW w:type="dxa" w:w="1644"/>
           </w:tcPr>
           <w:p>
             <w:pPr>
@@ -483,7 +475,7 @@
             </w:pPr>
             <w:r>
               <w:rPr>
-                <w:rFonts w:ascii="Times New Roman" w:hAnsi="Times New Roman" w:cs="Times New Roman"/>
+                <w:rFonts w:ascii="Arial" w:hAnsi="Arial" w:cs="Arial"/>
                 <w:b w:val="0"/>
                 <w:sz w:val="22"/>
               </w:rPr>
@@ -493,12 +485,12 @@
         </w:tc>
         <w:tc>
           <w:tcPr>
-            <w:tcW w:type="dxa" w:w="7880"/>
+            <w:tcW w:type="dxa" w:w="6690"/>
           </w:tcPr>
           <w:p>
             <w:r>
               <w:rPr>
-                <w:rFonts w:ascii="Times New Roman" w:hAnsi="Times New Roman" w:cs="Times New Roman"/>
+                <w:rFonts w:ascii="Arial" w:hAnsi="Arial" w:cs="Arial"/>
                 <w:b w:val="0"/>
                 <w:sz w:val="22"/>
               </w:rPr>
@@ -510,7 +502,7 @@
       <w:tr>
         <w:tc>
           <w:tcPr>
-            <w:tcW w:type="dxa" w:w="964"/>
+            <w:tcW w:type="dxa" w:w="1644"/>
           </w:tcPr>
           <w:p>
             <w:pPr>
@@ -518,7 +510,7 @@
             </w:pPr>
             <w:r>
               <w:rPr>
-                <w:rFonts w:ascii="Times New Roman" w:hAnsi="Times New Roman" w:cs="Times New Roman"/>
+                <w:rFonts w:ascii="Arial" w:hAnsi="Arial" w:cs="Arial"/>
                 <w:b w:val="0"/>
                 <w:sz w:val="22"/>
               </w:rPr>
@@ -528,12 +520,12 @@
         </w:tc>
         <w:tc>
           <w:tcPr>
-            <w:tcW w:type="dxa" w:w="7880"/>
+            <w:tcW w:type="dxa" w:w="6690"/>
           </w:tcPr>
           <w:p>
             <w:r>
               <w:rPr>
-                <w:rFonts w:ascii="Times New Roman" w:hAnsi="Times New Roman" w:cs="Times New Roman"/>
+                <w:rFonts w:ascii="Arial" w:hAnsi="Arial" w:cs="Arial"/>
                 <w:b w:val="0"/>
                 <w:sz w:val="22"/>
               </w:rPr>
@@ -545,7 +537,7 @@
       <w:tr>
         <w:tc>
           <w:tcPr>
-            <w:tcW w:type="dxa" w:w="964"/>
+            <w:tcW w:type="dxa" w:w="1644"/>
           </w:tcPr>
           <w:p>
             <w:pPr>
@@ -553,7 +545,7 @@
             </w:pPr>
             <w:r>
               <w:rPr>
-                <w:rFonts w:ascii="Times New Roman" w:hAnsi="Times New Roman" w:cs="Times New Roman"/>
+                <w:rFonts w:ascii="Arial" w:hAnsi="Arial" w:cs="Arial"/>
                 <w:b w:val="0"/>
                 <w:sz w:val="22"/>
               </w:rPr>
@@ -563,12 +555,12 @@
         </w:tc>
         <w:tc>
           <w:tcPr>
-            <w:tcW w:type="dxa" w:w="7880"/>
+            <w:tcW w:type="dxa" w:w="6690"/>
           </w:tcPr>
           <w:p>
             <w:r>
               <w:rPr>
-                <w:rFonts w:ascii="Times New Roman" w:hAnsi="Times New Roman" w:cs="Times New Roman"/>
+                <w:rFonts w:ascii="Arial" w:hAnsi="Arial" w:cs="Arial"/>
                 <w:b w:val="0"/>
                 <w:sz w:val="22"/>
               </w:rPr>
@@ -580,7 +572,7 @@
       <w:tr>
         <w:tc>
           <w:tcPr>
-            <w:tcW w:type="dxa" w:w="964"/>
+            <w:tcW w:type="dxa" w:w="1644"/>
           </w:tcPr>
           <w:p>
             <w:pPr>
@@ -588,7 +580,7 @@
             </w:pPr>
             <w:r>
               <w:rPr>
-                <w:rFonts w:ascii="Times New Roman" w:hAnsi="Times New Roman" w:cs="Times New Roman"/>
+                <w:rFonts w:ascii="Arial" w:hAnsi="Arial" w:cs="Arial"/>
                 <w:b w:val="0"/>
                 <w:sz w:val="22"/>
               </w:rPr>
@@ -598,12 +590,12 @@
         </w:tc>
         <w:tc>
           <w:tcPr>
-            <w:tcW w:type="dxa" w:w="7880"/>
+            <w:tcW w:type="dxa" w:w="6690"/>
           </w:tcPr>
           <w:p>
             <w:r>
               <w:rPr>
-                <w:rFonts w:ascii="Times New Roman" w:hAnsi="Times New Roman" w:cs="Times New Roman"/>
+                <w:rFonts w:ascii="Arial" w:hAnsi="Arial" w:cs="Arial"/>
                 <w:b w:val="0"/>
                 <w:sz w:val="22"/>
               </w:rPr>
@@ -615,7 +607,7 @@
       <w:tr>
         <w:tc>
           <w:tcPr>
-            <w:tcW w:type="dxa" w:w="964"/>
+            <w:tcW w:type="dxa" w:w="1644"/>
           </w:tcPr>
           <w:p>
             <w:pPr>
@@ -623,7 +615,7 @@
             </w:pPr>
             <w:r>
               <w:rPr>
-                <w:rFonts w:ascii="Times New Roman" w:hAnsi="Times New Roman" w:cs="Times New Roman"/>
+                <w:rFonts w:ascii="Arial" w:hAnsi="Arial" w:cs="Arial"/>
                 <w:b w:val="0"/>
                 <w:sz w:val="22"/>
               </w:rPr>
@@ -633,12 +625,12 @@
         </w:tc>
         <w:tc>
           <w:tcPr>
-            <w:tcW w:type="dxa" w:w="7880"/>
+            <w:tcW w:type="dxa" w:w="6690"/>
           </w:tcPr>
           <w:p>
             <w:r>
               <w:rPr>
-                <w:rFonts w:ascii="Times New Roman" w:hAnsi="Times New Roman" w:cs="Times New Roman"/>
+                <w:rFonts w:ascii="Arial" w:hAnsi="Arial" w:cs="Arial"/>
                 <w:b w:val="0"/>
                 <w:sz w:val="22"/>
               </w:rPr>
@@ -650,7 +642,7 @@
       <w:tr>
         <w:tc>
           <w:tcPr>
-            <w:tcW w:type="dxa" w:w="964"/>
+            <w:tcW w:type="dxa" w:w="1644"/>
           </w:tcPr>
           <w:p>
             <w:pPr>
@@ -658,7 +650,7 @@
             </w:pPr>
             <w:r>
               <w:rPr>
-                <w:rFonts w:ascii="Times New Roman" w:hAnsi="Times New Roman" w:cs="Times New Roman"/>
+                <w:rFonts w:ascii="Arial" w:hAnsi="Arial" w:cs="Arial"/>
                 <w:b w:val="0"/>
                 <w:sz w:val="22"/>
               </w:rPr>
@@ -668,12 +660,12 @@
         </w:tc>
         <w:tc>
           <w:tcPr>
-            <w:tcW w:type="dxa" w:w="7880"/>
+            <w:tcW w:type="dxa" w:w="6690"/>
           </w:tcPr>
           <w:p>
             <w:r>
               <w:rPr>
-                <w:rFonts w:ascii="Times New Roman" w:hAnsi="Times New Roman" w:cs="Times New Roman"/>
+                <w:rFonts w:ascii="Arial" w:hAnsi="Arial" w:cs="Arial"/>
                 <w:b w:val="0"/>
                 <w:sz w:val="22"/>
               </w:rPr>
@@ -685,7 +677,7 @@
       <w:tr>
         <w:tc>
           <w:tcPr>
-            <w:tcW w:type="dxa" w:w="964"/>
+            <w:tcW w:type="dxa" w:w="1644"/>
           </w:tcPr>
           <w:p>
             <w:pPr>
@@ -693,7 +685,7 @@
             </w:pPr>
             <w:r>
               <w:rPr>
-                <w:rFonts w:ascii="Times New Roman" w:hAnsi="Times New Roman" w:cs="Times New Roman"/>
+                <w:rFonts w:ascii="Arial" w:hAnsi="Arial" w:cs="Arial"/>
                 <w:b w:val="0"/>
                 <w:sz w:val="22"/>
               </w:rPr>
@@ -703,12 +695,12 @@
         </w:tc>
         <w:tc>
           <w:tcPr>
-            <w:tcW w:type="dxa" w:w="7880"/>
+            <w:tcW w:type="dxa" w:w="6690"/>
           </w:tcPr>
           <w:p>
             <w:r>
               <w:rPr>
-                <w:rFonts w:ascii="Times New Roman" w:hAnsi="Times New Roman" w:cs="Times New Roman"/>
+                <w:rFonts w:ascii="Arial" w:hAnsi="Arial" w:cs="Arial"/>
                 <w:b w:val="0"/>
                 <w:sz w:val="22"/>
               </w:rPr>
@@ -726,7 +718,7 @@
       </w:pPr>
       <w:r>
         <w:rPr>
-          <w:rFonts w:ascii="Times New Roman" w:hAnsi="Times New Roman" w:cs="Times New Roman"/>
+          <w:rFonts w:ascii="Arial" w:hAnsi="Arial" w:cs="Arial"/>
           <w:b w:val="0"/>
           <w:sz w:val="12"/>
         </w:rPr>
@@ -739,9 +731,8 @@
       </w:pPr>
       <w:r>
         <w:rPr>
-          <w:rFonts w:ascii="Times New Roman" w:hAnsi="Times New Roman" w:cs="Times New Roman"/>
+          <w:rFonts w:ascii="Arial" w:hAnsi="Arial" w:cs="Arial"/>
           <w:b/>
-          <w:color w:val="007881"/>
           <w:sz w:val="26"/>
         </w:rPr>
         <w:t>Textbooks</w:t>
@@ -755,7 +746,7 @@
       </w:pPr>
       <w:r>
         <w:rPr>
-          <w:rFonts w:ascii="Times New Roman" w:hAnsi="Times New Roman" w:cs="Times New Roman"/>
+          <w:rFonts w:ascii="Arial" w:hAnsi="Arial" w:cs="Arial"/>
           <w:b w:val="0"/>
           <w:sz w:val="22"/>
         </w:rPr>
@@ -770,7 +761,7 @@
       </w:pPr>
       <w:r>
         <w:rPr>
-          <w:rFonts w:ascii="Times New Roman" w:hAnsi="Times New Roman" w:cs="Times New Roman"/>
+          <w:rFonts w:ascii="Arial" w:hAnsi="Arial" w:cs="Arial"/>
           <w:b w:val="0"/>
           <w:sz w:val="22"/>
         </w:rPr>
@@ -785,7 +776,7 @@
       </w:pPr>
       <w:r>
         <w:rPr>
-          <w:rFonts w:ascii="Times New Roman" w:hAnsi="Times New Roman" w:cs="Times New Roman"/>
+          <w:rFonts w:ascii="Arial" w:hAnsi="Arial" w:cs="Arial"/>
           <w:b w:val="0"/>
           <w:sz w:val="22"/>
         </w:rPr>
@@ -800,7 +791,7 @@
       </w:pPr>
       <w:r>
         <w:rPr>
-          <w:rFonts w:ascii="Times New Roman" w:hAnsi="Times New Roman" w:cs="Times New Roman"/>
+          <w:rFonts w:ascii="Arial" w:hAnsi="Arial" w:cs="Arial"/>
           <w:b w:val="0"/>
           <w:sz w:val="22"/>
         </w:rPr>
@@ -815,7 +806,7 @@
       </w:pPr>
       <w:r>
         <w:rPr>
-          <w:rFonts w:ascii="Times New Roman" w:hAnsi="Times New Roman" w:cs="Times New Roman"/>
+          <w:rFonts w:ascii="Arial" w:hAnsi="Arial" w:cs="Arial"/>
           <w:b w:val="0"/>
           <w:sz w:val="22"/>
         </w:rPr>
@@ -824,8 +815,8 @@
     </w:p>
     <w:sectPr>
       <w:headerReference w:type="default" r:id="rId9"/>
-      <w:pgSz w:w="12240" w:h="15840"/>
-      <w:pgMar w:top="1440" w:right="1800" w:bottom="1440" w:left="1800" w:header="720" w:footer="720" w:gutter="0"/>
+      <w:pgSz w:w="11906" w:h="16838"/>
+      <w:pgMar w:top="1417" w:right="1701" w:bottom="1417" w:left="1701" w:header="720" w:footer="720" w:gutter="0"/>
       <w:cols w:space="720"/>
       <w:docGrid w:linePitch="360"/>
     </w:sectPr>

--- a/hit-catalogue/syllabus_en.docx
+++ b/hit-catalogue/syllabus_en.docx
@@ -64,14 +64,18 @@
     </w:p>
     <w:p>
       <w:pPr>
+        <w:pStyle w:val="Heading1"/>
         <w:bidi w:val="0"/>
-        <w:spacing w:after="80"/>
+        <w:spacing w:before="200" w:after="80"/>
+        <w:outlineLvl w:val="0"/>
+        <w:keepNext/>
       </w:pPr>
       <w:r>
         <w:rPr>
           <w:rFonts w:ascii="Arial" w:hAnsi="Arial" w:cs="Arial"/>
           <w:b/>
-          <w:sz w:val="26"/>
+          <w:color w:val="365F91"/>
+          <w:sz w:val="32"/>
         </w:rPr>
         <w:t>Course Objectives</w:t>
       </w:r>
@@ -108,14 +112,18 @@
     </w:p>
     <w:p>
       <w:pPr>
+        <w:pStyle w:val="Heading1"/>
         <w:bidi w:val="0"/>
-        <w:spacing w:after="80"/>
+        <w:spacing w:before="200" w:after="80"/>
+        <w:outlineLvl w:val="0"/>
+        <w:keepNext/>
       </w:pPr>
       <w:r>
         <w:rPr>
           <w:rFonts w:ascii="Arial" w:hAnsi="Arial" w:cs="Arial"/>
           <w:b/>
-          <w:sz w:val="26"/>
+          <w:color w:val="365F91"/>
+          <w:sz w:val="32"/>
         </w:rPr>
         <w:t>Course content</w:t>
       </w:r>
@@ -137,14 +145,18 @@
     </w:p>
     <w:p>
       <w:pPr>
+        <w:pStyle w:val="Heading1"/>
         <w:bidi w:val="0"/>
-        <w:spacing w:after="80"/>
+        <w:spacing w:before="200" w:after="80"/>
+        <w:outlineLvl w:val="0"/>
+        <w:keepNext/>
       </w:pPr>
       <w:r>
         <w:rPr>
           <w:rFonts w:ascii="Arial" w:hAnsi="Arial" w:cs="Arial"/>
           <w:b/>
-          <w:sz w:val="26"/>
+          <w:color w:val="365F91"/>
+          <w:sz w:val="32"/>
         </w:rPr>
         <w:t>Student duties and grade components</w:t>
       </w:r>
@@ -166,14 +178,18 @@
     </w:p>
     <w:p>
       <w:pPr>
+        <w:pStyle w:val="Heading1"/>
         <w:bidi w:val="0"/>
-        <w:spacing w:after="80"/>
+        <w:spacing w:before="200" w:after="80"/>
+        <w:outlineLvl w:val="0"/>
+        <w:keepNext/>
       </w:pPr>
       <w:r>
         <w:rPr>
           <w:rFonts w:ascii="Arial" w:hAnsi="Arial" w:cs="Arial"/>
           <w:b/>
-          <w:sz w:val="26"/>
+          <w:color w:val="365F91"/>
+          <w:sz w:val="32"/>
         </w:rPr>
         <w:t>Course of lessons</w:t>
       </w:r>
@@ -726,14 +742,18 @@
     </w:p>
     <w:p>
       <w:pPr>
+        <w:pStyle w:val="Heading1"/>
         <w:bidi w:val="0"/>
-        <w:spacing w:after="80"/>
+        <w:spacing w:before="200" w:after="80"/>
+        <w:outlineLvl w:val="0"/>
+        <w:keepNext/>
       </w:pPr>
       <w:r>
         <w:rPr>
           <w:rFonts w:ascii="Arial" w:hAnsi="Arial" w:cs="Arial"/>
           <w:b/>
-          <w:sz w:val="26"/>
+          <w:color w:val="365F91"/>
+          <w:sz w:val="32"/>
         </w:rPr>
         <w:t>Textbooks</w:t>
       </w:r>

--- a/hit-catalogue/syllabus_en.docx
+++ b/hit-catalogue/syllabus_en.docx
@@ -271,6 +271,9 @@
         </w:tc>
       </w:tr>
       <w:tr>
+        <w:trPr>
+          <w:cantSplit/>
+        </w:trPr>
         <w:tc>
           <w:tcPr>
             <w:tcW w:type="dxa" w:w="1644"/>
@@ -306,6 +309,9 @@
         </w:tc>
       </w:tr>
       <w:tr>
+        <w:trPr>
+          <w:cantSplit/>
+        </w:trPr>
         <w:tc>
           <w:tcPr>
             <w:tcW w:type="dxa" w:w="1644"/>
@@ -341,6 +347,9 @@
         </w:tc>
       </w:tr>
       <w:tr>
+        <w:trPr>
+          <w:cantSplit/>
+        </w:trPr>
         <w:tc>
           <w:tcPr>
             <w:tcW w:type="dxa" w:w="1644"/>
@@ -376,6 +385,9 @@
         </w:tc>
       </w:tr>
       <w:tr>
+        <w:trPr>
+          <w:cantSplit/>
+        </w:trPr>
         <w:tc>
           <w:tcPr>
             <w:tcW w:type="dxa" w:w="1644"/>
@@ -411,6 +423,9 @@
         </w:tc>
       </w:tr>
       <w:tr>
+        <w:trPr>
+          <w:cantSplit/>
+        </w:trPr>
         <w:tc>
           <w:tcPr>
             <w:tcW w:type="dxa" w:w="1644"/>
@@ -446,6 +461,9 @@
         </w:tc>
       </w:tr>
       <w:tr>
+        <w:trPr>
+          <w:cantSplit/>
+        </w:trPr>
         <w:tc>
           <w:tcPr>
             <w:tcW w:type="dxa" w:w="1644"/>
@@ -481,6 +499,9 @@
         </w:tc>
       </w:tr>
       <w:tr>
+        <w:trPr>
+          <w:cantSplit/>
+        </w:trPr>
         <w:tc>
           <w:tcPr>
             <w:tcW w:type="dxa" w:w="1644"/>
@@ -516,6 +537,9 @@
         </w:tc>
       </w:tr>
       <w:tr>
+        <w:trPr>
+          <w:cantSplit/>
+        </w:trPr>
         <w:tc>
           <w:tcPr>
             <w:tcW w:type="dxa" w:w="1644"/>
@@ -551,6 +575,9 @@
         </w:tc>
       </w:tr>
       <w:tr>
+        <w:trPr>
+          <w:cantSplit/>
+        </w:trPr>
         <w:tc>
           <w:tcPr>
             <w:tcW w:type="dxa" w:w="1644"/>
@@ -586,6 +613,9 @@
         </w:tc>
       </w:tr>
       <w:tr>
+        <w:trPr>
+          <w:cantSplit/>
+        </w:trPr>
         <w:tc>
           <w:tcPr>
             <w:tcW w:type="dxa" w:w="1644"/>
@@ -621,6 +651,9 @@
         </w:tc>
       </w:tr>
       <w:tr>
+        <w:trPr>
+          <w:cantSplit/>
+        </w:trPr>
         <w:tc>
           <w:tcPr>
             <w:tcW w:type="dxa" w:w="1644"/>
@@ -656,6 +689,9 @@
         </w:tc>
       </w:tr>
       <w:tr>
+        <w:trPr>
+          <w:cantSplit/>
+        </w:trPr>
         <w:tc>
           <w:tcPr>
             <w:tcW w:type="dxa" w:w="1644"/>
@@ -691,6 +727,9 @@
         </w:tc>
       </w:tr>
       <w:tr>
+        <w:trPr>
+          <w:cantSplit/>
+        </w:trPr>
         <w:tc>
           <w:tcPr>
             <w:tcW w:type="dxa" w:w="1644"/>

--- a/hit-catalogue/syllabus_en.docx
+++ b/hit-catalogue/syllabus_en.docx
@@ -854,7 +854,7 @@
           <w:b w:val="0"/>
           <w:sz w:val="22"/>
         </w:rPr>
-        <w:t>Raschka, Sebastian, Yuxi Liu, and Vahid Mirjalili. Machine Learning with PyTorch and Scikit-Learn. Packt Publishing, 2022.</w:t>
+        <w:t>Raschka, Sebastian, Yuxi (Hayden) Liu, and Vahid Mirjalili. Machine Learning with PyTorch and Scikit-Learn. Packt Publishing, 2022.</w:t>
       </w:r>
     </w:p>
     <w:p>
@@ -869,7 +869,7 @@
           <w:b w:val="0"/>
           <w:sz w:val="22"/>
         </w:rPr>
-        <w:t>Chollet, Francois. Deep Learning with Python. 2nd ed. Manning, 2021.</w:t>
+        <w:t>Chollet, François. Deep Learning with Python. 2nd ed. Manning, 2021.</w:t>
       </w:r>
     </w:p>
     <w:sectPr>
